--- a/CHENNUBOYINA SIVA SRUTHI_ProjectReport.docx
+++ b/CHENNUBOYINA SIVA SRUTHI_ProjectReport.docx
@@ -30,7 +30,6 @@
           <w:sz w:val="28"/>
         </w:rPr>
       </w:pPr>
-      <w:proofErr w:type="spellStart"/>
       <w:r>
         <w:rPr>
           <w:b/>
@@ -39,7 +38,6 @@
         </w:rPr>
         <w:t>MedTrack</w:t>
       </w:r>
-      <w:proofErr w:type="spellEnd"/>
       <w:r>
         <w:rPr>
           <w:b/>
@@ -231,21 +229,13 @@
           </w:tcPr>
           <w:p>
             <w:r>
-              <w:t xml:space="preserve">3rd Year </w:t>
-            </w:r>
-            <w:proofErr w:type="spellStart"/>
-            <w:r>
-              <w:t>B</w:t>
+              <w:t>3rd Year B</w:t>
             </w:r>
             <w:r>
               <w:t>.</w:t>
             </w:r>
             <w:r>
-              <w:t>Tech</w:t>
-            </w:r>
-            <w:proofErr w:type="spellEnd"/>
-            <w:r>
-              <w:t xml:space="preserve">, </w:t>
+              <w:t xml:space="preserve">Tech, </w:t>
             </w:r>
             <w:r>
               <w:t xml:space="preserve">Electronics </w:t>
@@ -297,7 +287,7 @@
           </w:tcPr>
           <w:p>
             <w:r>
-              <w:t>Seshadri Rao Gudlavalleru Engineering College</w:t>
+              <w:t>SESHADRI RAO GUDLAVALLERU ENGINEERING COLLEGE</w:t>
             </w:r>
           </w:p>
         </w:tc>
@@ -457,12 +447,18 @@
     </w:p>
     <w:p>
       <w:r>
-        <w:t>This project report details the design, engineering, and implementation of MedTrack, a production-grade healthcare intelligence ecosystem developed during the IBM SkillsBuild Data Analytics with AI Academic Internship Program. Modern medical systems collect massive amounts of transaction data, yet often lack automated engines to turn these logs into optimized clinical or financial insights. The MedTrack system resolves this gap by linking an automated Python-based data cleaning and KPI generation engine with a highly polished Power BI dashboard.</w:t>
+        <w:t>This project report details the design, engineering, and implementation of MedTrack, a production-grade healthcare intelligence ecosystem developed during the IBM SkillsBuild Data Analytics with AI Academic Internship Program. Modern medical systems collect massive amounts of transaction data, yet often lack automated engines to turn these logs into optimized clinical or financial insights. The MedTrack system resolves this gap by linking an automated Python-based data cleaning and KPI generation engine wit</w:t>
+      </w:r>
+      <w:r>
+        <w:t>h a highly polished Power BI dashboard.</w:t>
       </w:r>
     </w:p>
     <w:p>
       <w:r>
-        <w:t>Using a master transaction feed of 10,000 comprehensive patient records, the analytics pipeline completely isolated data inconsistencies, handled multi-department variables, and engineered an array of advanced medical key performance indicators. The metrics show critical system parameters including an Average Length of Stay (LOS) of 20.40 days, an overall Readmission Rate of 50.00%, and a comprehensive Department Efficiency Score of 99.66. This automated structural design equips healthcare operators with the exact tools needed to locate resource bottlenecks, streamline billing transparency, and fundamentally improve clinical care delivery.</w:t>
+        <w:t>Using a master transaction feed of 10,000 comprehensive patient records, the analytics pipeline completely isolated data inconsistencies, handled multi-department variables, and engineered an array of advanced medical key performance indicators. The metrics show critical system parameters including an Average Length of Stay (LOS) of 20.40 days, an overall Readmission Rate of 50.00%, and a comprehensive Department Efficiency Score of 99.66. This automated structural design equips healthcare operators with th</w:t>
+      </w:r>
+      <w:r>
+        <w:t>e exact tools needed to locate resource bottlenecks, streamline billing transparency, and fundamentally improve clinical care delivery.</w:t>
       </w:r>
     </w:p>
     <w:p>
@@ -2292,6 +2288,7 @@
   <w:style w:type="character" w:default="1" w:styleId="DefaultParagraphFont">
     <w:name w:val="Default Paragraph Font"/>
     <w:uiPriority w:val="1"/>
+    <w:semiHidden/>
     <w:unhideWhenUsed/>
   </w:style>
   <w:style w:type="table" w:default="1" w:styleId="TableNormal">
